--- a/중국어_대화문/10부_docx/10부_08화_남방의_요양지.docx
+++ b/중국어_대화문/10부_docx/10부_08화_남방의_요양지.docx
@@ -18,7 +18,7 @@
         <w:t>등장인물:</w:t>
       </w:r>
       <w:r>
-        <w:t xml:space="preserve"> 선즈위안 沈知远(55세, 중앙위원회 총서기) / 청시 程曦(41세, 후계 후보·총서기 판공청 근무) / 녜추 聂秋(68세, 총서기 판공청 주임) / 리위퉁 李雨桐(48세, 총서기 판공실 참모) / 사오톄쥔 邵铁军(67세, 중앙국가안전위원회 판공실 주임) / 웨이창펑 魏长风(68세, 정치국원, 전화 목소리) / 메이뤄란 梅若兰(92세, 은퇴한 변호사협회 비서장, 전화 목소리) / 현 당위서기 县委书记(50대, 평초현) / 늙은 농부 老汉(70대, 백양 안치점 주민) / 문지기 门岗(40대 초, 란산 요양원 정문 경비) / 기요원 机要员(30대, 정치국 사무처)</w:t>
+        <w:t xml:space="preserve"> 선즈위안 沈知远(55세, 중앙위원회 총서기) / 청시 程曦(41세, 후계 후보·총서기 판공청 근무) / 녜추 聂秋(68세, 총서기 판공청 주임) / 리위퉁 李雨桐(50세, 총서기 판공실 참모) / 사오톄쥔 邵铁军(67세, 중앙국가안전위원회 판공실 주임) / 웨이창펑 魏长风(69세, 정치국원, 전화 목소리) / 메이뤄란 梅若兰(93세, 은퇴한 변호사협회 비서장, 전화 목소리) / 현 당위서기 县委书记(50대, 평초현) / 늙은 농부 老汉(70대, 백양 안치점 주민) / 문지기 门岗(40대 초, 란산 요양원 정문 경비) / 기요원 机要员(30대, 정치국 사무처)</w:t>
       </w:r>
     </w:p>
     <w:p>
@@ -29,7 +29,7 @@
         <w:t>배경:</w:t>
       </w:r>
       <w:r>
-        <w:t xml:space="preserve"> [선즈위안 쪽 시점] 2042년 9월 15일(월)부터 9월 30일(화) 아침까지. 10부 7화(9월 12일 금, 청시의 사적 방문) 뒤, 10부 9화 확대회의 앞이다. 임기 만료일 2042년 11월 25일까지는 9월 15일 기준 71일, 마지막 장면의 9월 30일 기준 56일이다. 선즈위안은 이 화에서 쑤민과 마주치지 않으며, 居家管控 33일째인 9월 26일 밤 메이뤄란의 전화(전언은 없고 사실만)와 청시가 9월 15일 0시에 공개 대장에 올린 '개인 방문 설명'(제31쪽)으로만 그녀에게 닿는다. 이 화의 새 설정은 다음과 같다. 첫째, 청시는 연가에서 돌아와 "대장에 있는 것만" 가져오겠다고 하고, 선즈위안은 그 약속 때문에 아무것도 묻지 않는다. 연임 요청 결의를 낸 성 당위 상무위원회는 19곳 그대로이고 두 곳은 회기를 미뤘다. 둘째, 의무국의 5차 서한(2039년 이래 정양 112일 미사용, 9월 30일까지 쉬지 않으면 '拒绝休养'을 공개 대장에 등재)으로 9월 23일~30일 란산 요양원 1호루 304호(3호루 옆, 대나무 숲 쪽)에서 7일 정양을 하기로 하고, 방 준비에는 국가안전위원회 판공실이 '협조'한 결재 쪽지가 붙어 있다. 셋째, 9월 23일(화) 평초현 白杨段 복구 검수 현장의 안치점 입구에 「大船不换船长」 현수막이 걸려 있고, 그는 철거를 지시하지도 승인하지도 않은 채 대장에 '看见'이라고만 적게 한다. 넷째, 란산 요양원의 문지기는 8부 6화·9부 6화의 그 문지기이며, 봉해져 있던 카메라는 지난해 7월 12일 세 곳(관리처·감사·인민대표)이 입회해 철거되었고 철거품 7종이 대장에 기록되었다. 다섯째, 9월 29일(월) 새벽 5시경 정치국 사무처에 접수된 연명 동의안(M-0929-0001, 제4항 제1款)이 오전 9시 공개 대장에 오르고, 연명자 8명(웨이창펑이 첫째, 상무위원 2·군 계통 3·성 당위서기 2)과 10월 8일(수) 오전 9시 北楼 3층 대회의실 확대회의 통지가 같은 날 아침 '홍수·금융안정 보고 청취'라는 제목으로 요양원에 닿는다. 그는 사유란을 열지 않고 회의에서 낭독으로 듣기로 하며, 6款에 따라 신규 인사·중대 신규 결정 3건이 동결된다. 여섯째, 사오톄쥔이 요양원에 와서 공개 면담으로 세 가지(경호 증강대대와 회의구역 전원 검문, 연명자 8명의 '안전 보호' 격리, 표결 전의 한마디 — 지난해 7월 건넨 메모 「时点，门槛，日落」의 풀이)를 내밀고, 그는 처음으로 비시(批示)란에 직접 '三项均不同意'를 쓴다. 일곱째, 연명 동의 통과선은 중앙위원 총수에서 본인을 뺀 204명의 과반인 103표다. 이 화의 기관·문서·수치·인물은 모두 가상이다.</w:t>
+        <w:t xml:space="preserve"> [선즈위안 쪽 시점] 2042년 9월 15일(월)부터 9월 30일(화) 아침까지. 10부 7화(9월 12일 금, 청시의 사적 방문) 뒤, 10부 9화 확대회의 앞이다. 임기 만료일 2042년 11월 25일까지는 9월 15일 기준 71일, 마지막 장면의 9월 30일 기준 56일이다. 선즈위안은 이 화에서 쑤민과 마주치지 않으며, 居家管控 33일째인 9월 26일 밤 메이뤄란의 전화(전언은 없고 사실만)와 청시가 9월 15일 0시에 공개 대장에 올린 '개인 방문 설명'(제31쪽)으로만 그녀에게 닿는다. 이 화의 새 설정은 다음과 같다. 첫째, 청시는 연가에서 돌아와 "대장에 있는 것만" 가져오겠다고 하고, 선즈위안은 그 약속 때문에 아무것도 묻지 않는다. 연임 요청 결의를 낸 성 당위 상무위원회는 19곳 그대로이고 두 곳은 회기를 미뤘다. 둘째, 의무국의 5차 서한(2039년 이래 정양 112일 미사용, 9월 30일까지 쉬지 않으면 '拒绝休养'을 공개 대장에 등재)으로 9월 23일~30일 란산 요양원 1호루 304호(3호루 옆, 대나무 숲 쪽)에서 7일 정양을 하기로 하고, 방 준비에는 국가안전위원회 판공실이 '협조'한 결재 쪽지가 붙어 있다. 셋째, 9월 23일(화) 평초현 白杨段 복구 검수 현장의 안치점 입구에 「大船不换船长」 현수막이 걸려 있고, 그는 철거를 지시하지도 승인하지도 않은 채 대장에 '看见'이라고만 적게 한다. 넷째, 란산 요양원의 문지기는 8부 6화·9부 6화의 그 문지기이며, 봉해져 있던 카메라는 지난해 7월 12일 세 곳(관리처·감사·인민대표)이 입회해 철거되었고 철거품 7종이 대장에 기록되었다. 다섯째, 9월 29일(월) 새벽 5시경 정치국 사무처에 접수된 연명 동의안(M-0929-0001, 제4항 제1款)이 오전 9시 공개 대장에 오르고, 연명자 8명(웨이창펑이 첫째, 상무위원 2·군 계통 3·성 당위서기 2)과 10월 8일(수) 오전 9시 北楼 3층 대회의실 확대회의 통지가 같은 날 아침 '홍수·금융안정 보고 청취'라는 제목으로 요양원에 닿는다. 그는 사유란을 열지 않고 회의에서 낭독으로 듣기로 하며, 6款에 따라 신규 인사·중대 신규 결정 3건이 동결된다. 여섯째, 사오톄쥔이 요양원에 와서 공개 면담으로 세 가지(경호 증강대대와 회의구역 전원 검문, 연명자 8명의 '안전 보호' 격리, 표결 전의 한마디 — 지난해 5월 건넨 메모 「时点，门槛，日落」의 풀이)를 내밀고, 그는 처음으로 비시(批示)란에 직접 '三项均不同意'를 쓴다. 일곱째, 연명 동의 통과선은 중앙위원 총수에서 본인을 뺀 204명의 과반인 103표다. 이 화의 기관·문서·수치·인물은 모두 가상이다.</w:t>
       </w:r>
     </w:p>
     <w:p>
@@ -406,7 +406,7 @@
         <w:t>沈知远:</w:t>
       </w:r>
       <w:r>
-        <w:t xml:space="preserve"> 五点以前。李主任，记下，晚上我要看见。</w:t>
+        <w:t xml:space="preserve"> 五点以前。李同志，记下，晚上我要看见。</w:t>
       </w:r>
     </w:p>
     <w:p>
@@ -597,7 +597,7 @@
         <w:t>沈知远:</w:t>
       </w:r>
       <w:r>
-        <w:t xml:space="preserve"> 李主任，登记：九月二十三日，白杨安置点入口，横幅一条，内容：大船不换船长。</w:t>
+        <w:t xml:space="preserve"> 李同志，登记：九月二十三日，白杨安置点入口，横幅一条，内容：大船不换船长。</w:t>
       </w:r>
     </w:p>
     <w:p>
@@ -890,7 +890,7 @@
         <w:t>梅若兰:</w:t>
       </w:r>
       <w:r>
-        <w:t xml:space="preserve"> （电话里的声音很稳，像一块压平了的布）我九十二了，早睡晚睡都是睡。打给雨桐，是知道你一定在她旁边。</w:t>
+        <w:t xml:space="preserve"> （电话里的声音很稳，像一块压平了的布）我九十三了，早睡晚睡都是睡。打给雨桐，是知道你一定在她旁边。</w:t>
       </w:r>
     </w:p>
     <w:p>
@@ -1093,7 +1093,7 @@
         <w:t>梅若兰:</w:t>
       </w:r>
       <w:r>
-        <w:t xml:space="preserve"> 我不是骂你。我活了九十二年，见过很多自己走的人，有的走得很体面，体面得让后面的人什么都不用做。你想想，你要让后面的人，什么都不用做吗？</w:t>
+        <w:t xml:space="preserve"> 我不是骂你。我活了九十三年，见过很多自己走的人，有的走得很体面，体面得让后面的人什么都不用做。你想想，你要让后面的人，什么都不用做吗？</w:t>
       </w:r>
     </w:p>
     <w:p>
@@ -1155,7 +1155,7 @@
         <w:t>聂秋:</w:t>
       </w:r>
       <w:r>
-        <w:t xml:space="preserve"> 总书记，早。我先说规矩：政治局办公室的机要员，昨夜已经到山下，八点零五分当面送交。这个电话我不该先打，可我这四十一年没有让总书记最后一个知道事情，不想从今天破例。</w:t>
+        <w:t xml:space="preserve"> 总书记，早。我先说规矩：政治局办公室的机要员，昨夜已经到山下，八点零五分当面送交。这个电话我不该先打，可我这两年多没有让总书记最后一个知道事情，不想从今天破例。</w:t>
       </w:r>
     </w:p>
     <w:p>
@@ -1479,7 +1479,7 @@
         <w:t>邵铁军:</w:t>
       </w:r>
       <w:r>
-        <w:t xml:space="preserve"> 总书记，公开面谈，今天上午九点二十分我在大账上预约的，编号我带来了。记录员是李主任，没有第三个人。</w:t>
+        <w:t xml:space="preserve"> 总书记，公开面谈，今天上午九点二十分我在大账上预约的，编号我带来了。记录员是李同志，没有第三个人。</w:t>
       </w:r>
     </w:p>
     <w:p>
@@ -1523,7 +1523,7 @@
         <w:t>邵铁军:</w:t>
       </w:r>
       <w:r>
-        <w:t xml:space="preserve"> 九点钟，我看了联名栏。八个人，魏长风，两位常委，三位军队系统的同志，两位省委书记。总书记，我不是来骂他们的，名字上了账，按第一款，谁也动不得。我只说一件事：从联名到表决，十二天里，这个国家有一扇门是开着的。</w:t>
+        <w:t xml:space="preserve"> 九点钟，我看了联名栏。八个人，魏长风，两位常委，三位军队系统的同志，两位省委书记。总书记，我不是来骂他们的，名字上了账，按第一款，谁也动不得。我只说一件事：从联名到表决，九天里，这个国家有一扇门是开着的。</w:t>
       </w:r>
     </w:p>
     <w:p>
@@ -1567,7 +1567,7 @@
         <w:t>邵铁军:</w:t>
       </w:r>
       <w:r>
-        <w:t xml:space="preserve"> 三条。第一，中央警卫局增派一个加强营，今晚起接管岚山一号楼周边，全程护送您回京。回京以后，北楼三层会议区实行安全管控，会期内进出人员，一律逐一核验。第二，对联名的八位同志实行安全保护，会前一周起，请他们到西郊招待所休息，不影响看文件，不影响投票，只是这一周，人在一个地方。第三，（把声音放轻）去年七月我递给您的那张纸，您看了没有？</w:t>
+        <w:t xml:space="preserve"> 三条。第一，中央警卫局增派一个加强营，今晚起接管岚山一号楼周边，全程护送您回京。回京以后，北楼三层会议区实行安全管控，会期内进出人员，一律逐一核验。第二，对联名的八位同志实行安全保护，会前一周起，请他们到西郊招待所休息，不影响看文件，不影响投票，只是这一周，人在一个地方。第三，（把声音放轻）去年五月我递给您的那张纸，您看了没有？</w:t>
       </w:r>
     </w:p>
     <w:p>
@@ -1819,7 +1819,7 @@
         <w:t>沈知远:</w:t>
       </w:r>
       <w:r>
-        <w:t xml:space="preserve"> 李主任，今天的面谈，收文栏登，原文，不加按语。批示栏——</w:t>
+        <w:t xml:space="preserve"> 李同志，今天的面谈，收文栏登，原文，不加按语。批示栏——</w:t>
       </w:r>
     </w:p>
     <w:p>
